--- a/contenus/trames/ENT-4.3-picard-reception-de-nuit-trame-eleve.docx
+++ b/contenus/trames/ENT-4.3-picard-reception-de-nuit-trame-eleve.docx
@@ -49,7 +49,7 @@
           <w:color w:val="111111"/>
           <w:sz w:val="40"/>
         </w:rPr>
-        <w:t xml:space="preserve">  Logisim</w:t>
+        <w:t xml:space="preserve">  Simulog</w:t>
       </w:r>
       <w:r>
         <w:tab/>
@@ -1547,7 +1547,7 @@
           <w:color w:val="1A1A1A"/>
           <w:sz w:val="22"/>
         </w:rPr>
-        <w:t>Connecte-toi à Prepalog, ouvre la rubrique Logisim, puis l'activité « Picard — la réception de nuit ». Dans le menu de gauche, clique sur « Messagerie ». Trois messages t'attendent. Lis-les tous, dans l'ordre où ils sont arrivés.</w:t>
+        <w:t>Connecte-toi à Prepalog, ouvre la rubrique Simulog, puis l'activité « Picard — la réception de nuit ». Dans le menu de gauche, clique sur « Messagerie ». Trois messages t'attendent. Lis-les tous, dans l'ordre où ils sont arrivés.</w:t>
       </w:r>
     </w:p>
     <w:tbl>
@@ -2064,7 +2064,7 @@
           <w:color w:val="1A1A1A"/>
           <w:sz w:val="22"/>
         </w:rPr>
-        <w:t>Dans le menu de gauche, clique sur « Quai de réception ». Tu dois voir le bandeau « Temps 1 — Contrôler » et deux onglets. Reste sur l'onglet « Le dossier de Mathis » : le BL signé, le ticket de l'enregistreur et sa fiche de comptage et de sonde.</w:t>
+        <w:t>Dans le menu de gauche, clique sur « Quai de réception ». Tu dois voir le bandeau « Temps 1 — Contrôler » et deux onglets. Reste sur l'onglet « Le dossier de Mathis » : le BL signé, le ticket de l'enregistreur et sa fiche de comptage et de sonde.</w:t>
       </w:r>
     </w:p>
     <w:p>
@@ -2902,7 +2902,7 @@
           <w:color w:val="1A1A1A"/>
           <w:sz w:val="22"/>
         </w:rPr>
-        <w:t>Clique sur l'onglet « En chambre froide ». Les cinq palettes y sont, avec un onglet par palette (N1… N5). Tu peux refaire les gestes de la réception, sans les payer en temps : les palettes sont au froid.</w:t>
+        <w:t>Clique sur l'onglet « En chambre froide ». Les cinq palettes y sont, avec un onglet par palette (N1… N5). Tu peux refaire les gestes de la réception, sans les payer en temps : les palettes sont au froid.</w:t>
       </w:r>
     </w:p>
     <w:p>
@@ -2944,7 +2944,7 @@
         <w:rPr>
           <w:sz w:val="22"/>
         </w:rPr>
-        <w:t>Écris ton total et clique sur « Noter mon comptage ».</w:t>
+        <w:t>Écris ton total et clique sur « Noter mon comptage ».</w:t>
       </w:r>
     </w:p>
     <w:p>
@@ -2965,7 +2965,7 @@
         <w:rPr>
           <w:sz w:val="22"/>
         </w:rPr>
-        <w:t>Clique sur « Sonder à cœur » et sur l'étiquette d'un carton.</w:t>
+        <w:t>Clique sur « Sonder à cœur » et sur l'étiquette d'un carton.</w:t>
       </w:r>
     </w:p>
     <w:p>
@@ -3644,7 +3644,7 @@
           <w:color w:val="1A1A1A"/>
           <w:sz w:val="22"/>
         </w:rPr>
-        <w:t>En haut du quai, clique sur « Messagerie ». Ouvre le message du chef de quai, puis clique sur « Répondre ». Les cinq lignes sont déjà écrites : complète chacune après les deux-points. Prépare d'abord ta réponse ici.</w:t>
+        <w:t>En haut du quai, clique sur « Messagerie ». Ouvre le message du chef de quai, puis clique sur « Répondre ». Les cinq lignes sont déjà écrites : complète chacune après les deux-points. Prépare d'abord ta réponse ici.</w:t>
       </w:r>
     </w:p>
     <w:tbl>
@@ -3690,7 +3690,7 @@
               <w:rPr>
                 <w:sz w:val="20"/>
               </w:rPr>
-              <w:t>•  garde le début de chaque ligne tel qu'il est (« Palette acceptée à tort : » …) ;</w:t>
+              <w:t>•  garde le début de chaque ligne tel qu'il est (« Palette acceptée à tort : » …) ;</w:t>
             </w:r>
           </w:p>
           <w:p>
@@ -3945,7 +3945,7 @@
           <w:color w:val="1A1A1A"/>
           <w:sz w:val="22"/>
         </w:rPr>
-        <w:t>Recopie tes lignes dans la réponse, relis-les, puis clique sur « Envoyer ».</w:t>
+        <w:t>Recopie tes lignes dans la réponse, relis-les, puis clique sur « Envoyer ».</w:t>
       </w:r>
     </w:p>
     <w:tbl>
@@ -3991,7 +3991,7 @@
               <w:rPr>
                 <w:sz w:val="20"/>
               </w:rPr>
-              <w:t>•  dans « Réception », la réponse du chef de quai : « Re : réception de nuit » ;</w:t>
+              <w:t>•  dans « Réception », la réponse du chef de quai : « Re : réception de nuit » ;</w:t>
             </w:r>
           </w:p>
           <w:p>
@@ -4004,7 +4004,7 @@
               <w:rPr>
                 <w:sz w:val="20"/>
               </w:rPr>
-              <w:t>•  au quai, le bandeau « Temps 2 — Corriger ».</w:t>
+              <w:t>•  au quai, le bandeau « Temps 2 — Corriger ».</w:t>
             </w:r>
           </w:p>
           <w:p>
@@ -4076,7 +4076,7 @@
                 <w:b/>
                 <w:sz w:val="21"/>
               </w:rPr>
-              <w:t>Pour la ligne « Délai », comment as-tu su si l'on était encore dans les temps ?</w:t>
+              <w:t>Pour la ligne « Délai », comment as-tu su si l'on était encore dans les temps ?</w:t>
             </w:r>
           </w:p>
           <w:p>
@@ -4208,7 +4208,7 @@
               <w:rPr>
                 <w:sz w:val="20"/>
               </w:rPr>
-              <w:t>la mettre à part avec l'étiquette « Bloqué — qualité ». Elle ne part plus en magasin tant que le service qualité n'a pas décidé. On ne bloque que ce qui est douteux.</w:t>
+              <w:t>la mettre à part avec l'étiquette « Bloqué — qualité ». Elle ne part plus en magasin tant que le service qualité n'a pas décidé. On ne bloque que ce qui est douteux.</w:t>
             </w:r>
           </w:p>
         </w:tc>
@@ -4237,7 +4237,7 @@
         <w:rPr>
           <w:sz w:val="22"/>
         </w:rPr>
-        <w:t>Au quai, onglet « En chambre froide » : choisis la palette, puis clique sur « Bloquer … — qualité ».</w:t>
+        <w:t>Au quai, onglet « En chambre froide » : choisis la palette, puis clique sur « Bloquer … — qualité ».</w:t>
       </w:r>
     </w:p>
     <w:p>
@@ -4258,7 +4258,7 @@
         <w:rPr>
           <w:sz w:val="22"/>
         </w:rPr>
-        <w:t>Dans la Messagerie, ouvre l'« Avis de livraison » de Transports Givrex et clique sur « Répondre ».</w:t>
+        <w:t>Dans la Messagerie, ouvre l'« Avis de livraison » de Transports Givrex et clique sur « Répondre ».</w:t>
       </w:r>
     </w:p>
     <w:p>
@@ -4350,7 +4350,7 @@
               <w:rPr>
                 <w:sz w:val="20"/>
               </w:rPr>
-              <w:t>•  « Constat : » dit ce qui ne va pas pour chaque palette citée.</w:t>
+              <w:t>•  « Constat : » dit ce qui ne va pas pour chaque palette citée.</w:t>
             </w:r>
           </w:p>
         </w:tc>
@@ -4568,7 +4568,7 @@
           <w:color w:val="1A1A1A"/>
           <w:sz w:val="22"/>
         </w:rPr>
-        <w:t>Envoie ton message. Retourne au quai et clique sur « J'ai terminé », en bas, puis confirme.</w:t>
+        <w:t>Envoie ton message. Retourne au quai et clique sur « J'ai terminé », en bas, puis confirme.</w:t>
       </w:r>
     </w:p>
     <w:tbl>
@@ -4614,7 +4614,7 @@
               <w:rPr>
                 <w:sz w:val="20"/>
               </w:rPr>
-              <w:t>•  la palette bloquée, rangée dans la « Zone de blocage qualité » ;</w:t>
+              <w:t>•  la palette bloquée, rangée dans la « Zone de blocage qualité » ;</w:t>
             </w:r>
           </w:p>
           <w:p>
@@ -4626,7 +4626,7 @@
               <w:rPr>
                 <w:sz w:val="20"/>
               </w:rPr>
-              <w:t>•  après « J'ai terminé », le dossier se fige et ton bilan s'affiche en bas.</w:t>
+              <w:t>•  après « J'ai terminé », le dossier se fige et ton bilan s'affiche en bas.</w:t>
             </w:r>
           </w:p>
         </w:tc>
@@ -4876,7 +4876,7 @@
           <w:color w:val="1A1A1A"/>
           <w:sz w:val="22"/>
         </w:rPr>
-        <w:t>Le « Bilan de ton contrôle » compare, ligne par ligne, ce que tu as fait et ce qui était attendu. Lis-le en entier.</w:t>
+        <w:t>Le « Bilan de ton contrôle » compare, ligne par ligne, ce que tu as fait et ce qui était attendu. Lis-le en entier.</w:t>
       </w:r>
     </w:p>
     <w:tbl>
@@ -4949,7 +4949,7 @@
               <w:rPr>
                 <w:sz w:val="20"/>
               </w:rPr>
-              <w:t>Combien de lignes sont marquées « ✗ à revoir » ?</w:t>
+              <w:t>Combien de lignes sont marquées « ✗ à revoir » ?</w:t>
             </w:r>
           </w:p>
         </w:tc>
@@ -5204,7 +5204,7 @@
                 <w:b/>
                 <w:sz w:val="21"/>
               </w:rPr>
-              <w:t>Choisis une ligne « à revoir » de ton bilan (ou, si tout est juste, ta preuve la plus solide). Qu'aurais-tu fait autrement ?</w:t>
+              <w:t>Choisis une ligne « à revoir » de ton bilan (ou, si tout est juste, ta preuve la plus solide). Qu'aurais-tu fait autrement ?</w:t>
             </w:r>
           </w:p>
           <w:p>

--- a/contenus/trames/ENT-4.3-picard-reception-de-nuit-trame-eleve.docx
+++ b/contenus/trames/ENT-4.3-picard-reception-de-nuit-trame-eleve.docx
@@ -5260,7 +5260,1067 @@
         </w:rPr>
       </w:r>
     </w:p>
+    <w:p>
+      <w:pPr>
+        <w:sectPr>
+          <w:pgSz w:w="12240" w:h="15840"/>
+          <w:pgMar w:top="680" w:right="1077" w:bottom="737" w:left="1077" w:header="720" w:footer="720" w:gutter="0"/>
+          <w:cols w:space="720"/>
+          <w:docGrid w:linePitch="360"/>
+        </w:sectPr>
+      </w:pPr>
+    </w:p>
+    <w:p>
+      <w:pPr>
+        <w:spacing w:after="40"/>
+      </w:pPr>
+      <w:r>
+        <w:rPr>
+          <w:color w:val="595959"/>
+          <w:sz w:val="18"/>
+        </w:rPr>
+        <w:t>✂  Feuille à détacher et à ranger dans ton classeur</w:t>
+      </w:r>
+    </w:p>
+    <w:p>
+      <w:pPr>
+        <w:spacing w:after="40"/>
+      </w:pPr>
+      <w:r>
+        <w:rPr>
+          <w:b/>
+          <w:color w:val="111111"/>
+          <w:sz w:val="32"/>
+        </w:rPr>
+        <w:t>ENT-4.3 — Le cours : le dossier litige</w:t>
+      </w:r>
+    </w:p>
+    <w:p>
+      <w:pPr>
+        <w:keepNext/>
+        <w:spacing w:after="160"/>
+      </w:pPr>
+      <w:r>
+        <w:rPr>
+          <w:color w:val="595959"/>
+          <w:sz w:val="20"/>
+        </w:rPr>
+        <w:t>Compétence C1.4 — Traiter les opérations de réception de produits selon les procédures (C1.4.2 : dossier litige)        Nom : ………………………………        Classe : …………</w:t>
+      </w:r>
+    </w:p>
+    <w:tbl>
+      <w:tblPr>
+        <w:tblStyle w:val="TableGrid"/>
+        <w:tblW w:type="auto" w:w="0"/>
+        <w:jc w:val="left"/>
+        <w:tblLook w:firstColumn="1" w:firstRow="1" w:lastColumn="0" w:lastRow="0" w:noHBand="0" w:noVBand="1" w:val="04A0"/>
+      </w:tblPr>
+      <w:tblGrid>
+        <w:gridCol w:w="10086"/>
+      </w:tblGrid>
+      <w:tr>
+        <w:tc>
+          <w:tcPr>
+            <w:tcW w:type="dxa" w:w="10086"/>
+            <w:shd w:fill="F2F2F2"/>
+          </w:tcPr>
+          <w:p>
+            <w:pPr>
+              <w:spacing w:after="0"/>
+            </w:pPr>
+            <w:r>
+              <w:rPr>
+                <w:b/>
+                <w:color w:val="111111"/>
+                <w:sz w:val="20"/>
+              </w:rPr>
+              <w:t xml:space="preserve">Banque de mots : </w:t>
+            </w:r>
+            <w:r>
+              <w:rPr>
+                <w:sz w:val="20"/>
+              </w:rPr>
+              <w:t>bloque   ·   chauffeur   ·   combien   ·   conduit   ·   contrôle   ·   documents   ·   décrit   ·   délai   ·   livraison   ·   note   ·   reçoit   ·   vendu</w:t>
+            </w:r>
+          </w:p>
+        </w:tc>
+      </w:tr>
+    </w:tbl>
+    <w:p>
+      <w:pPr>
+        <w:spacing w:after="40"/>
+      </w:pPr>
+    </w:p>
+    <w:p>
+      <w:pPr>
+        <w:keepNext/>
+        <w:spacing w:before="240" w:after="80"/>
+      </w:pPr>
+      <w:r>
+        <w:rPr>
+          <w:b/>
+          <w:color w:val="111111"/>
+          <w:sz w:val="23"/>
+        </w:rPr>
+        <w:t>L'essentiel</w:t>
+      </w:r>
+    </w:p>
+    <w:p>
+      <w:pPr>
+        <w:spacing w:after="140"/>
+        <w:ind w:left="340" w:hanging="340"/>
+      </w:pPr>
+      <w:r>
+        <w:rPr>
+          <w:b/>
+        </w:rPr>
+        <w:t xml:space="preserve">1.  </w:t>
+      </w:r>
+      <w:r>
+        <w:rPr>
+          <w:sz w:val="22"/>
+        </w:rPr>
+        <w:t>Le travail d'un collègue se ………………… avant d'être signé : on relit chaque pièce du dossier.</w:t>
+      </w:r>
+    </w:p>
+    <w:p>
+      <w:pPr>
+        <w:spacing w:after="140"/>
+        <w:ind w:left="340" w:hanging="340"/>
+      </w:pPr>
+      <w:r>
+        <w:rPr>
+          <w:b/>
+        </w:rPr>
+        <w:t xml:space="preserve">2.  </w:t>
+      </w:r>
+      <w:r>
+        <w:rPr>
+          <w:sz w:val="22"/>
+        </w:rPr>
+        <w:t>Une réserve dit quelle palette, quel problème et ………………….</w:t>
+      </w:r>
+    </w:p>
+    <w:p>
+      <w:pPr>
+        <w:spacing w:after="140"/>
+        <w:ind w:left="340" w:hanging="340"/>
+      </w:pPr>
+      <w:r>
+        <w:rPr>
+          <w:b/>
+        </w:rPr>
+        <w:t xml:space="preserve">3.  </w:t>
+      </w:r>
+      <w:r>
+        <w:rPr>
+          <w:sz w:val="22"/>
+        </w:rPr>
+        <w:t>Pour protester contre le transporteur, on respecte un ………………… fixé par la loi.</w:t>
+      </w:r>
+    </w:p>
+    <w:p>
+      <w:pPr>
+        <w:spacing w:after="140"/>
+        <w:ind w:left="340" w:hanging="340"/>
+      </w:pPr>
+      <w:r>
+        <w:rPr>
+          <w:b/>
+        </w:rPr>
+        <w:t xml:space="preserve">4.  </w:t>
+      </w:r>
+      <w:r>
+        <w:rPr>
+          <w:sz w:val="22"/>
+        </w:rPr>
+        <w:t>Un lot douteux se ………………… en attendant la réponse du transporteur ou du fournisseur.</w:t>
+      </w:r>
+    </w:p>
+    <w:p>
+      <w:pPr>
+        <w:keepNext/>
+        <w:spacing w:before="240" w:after="80"/>
+      </w:pPr>
+      <w:r>
+        <w:rPr>
+          <w:b/>
+          <w:color w:val="111111"/>
+          <w:sz w:val="23"/>
+        </w:rPr>
+        <w:t>Lexique</w:t>
+      </w:r>
+    </w:p>
+    <w:tbl>
+      <w:tblPr>
+        <w:tblStyle w:val="TableGrid"/>
+        <w:tblW w:type="auto" w:w="0"/>
+        <w:tblLayout w:type="fixed"/>
+        <w:tblLook w:firstColumn="1" w:firstRow="1" w:lastColumn="0" w:lastRow="0" w:noHBand="0" w:noVBand="1" w:val="04A0"/>
+      </w:tblPr>
+      <w:tblGrid>
+        <w:gridCol w:w="2494"/>
+        <w:gridCol w:w="7143"/>
+      </w:tblGrid>
+      <w:tr>
+        <w:tc>
+          <w:tcPr>
+            <w:tcW w:type="dxa" w:w="2494"/>
+            <w:shd w:fill="E8E8E8"/>
+          </w:tcPr>
+          <w:p>
+            <w:pPr>
+              <w:keepNext/>
+              <w:spacing w:after="0"/>
+            </w:pPr>
+            <w:r>
+              <w:rPr>
+                <w:b/>
+                <w:color w:val="111111"/>
+                <w:sz w:val="20"/>
+              </w:rPr>
+              <w:t>Mot</w:t>
+            </w:r>
+          </w:p>
+        </w:tc>
+        <w:tc>
+          <w:tcPr>
+            <w:tcW w:type="dxa" w:w="7143"/>
+            <w:shd w:fill="E8E8E8"/>
+          </w:tcPr>
+          <w:p>
+            <w:pPr>
+              <w:keepNext/>
+              <w:spacing w:after="0"/>
+            </w:pPr>
+            <w:r>
+              <w:rPr>
+                <w:b/>
+                <w:color w:val="111111"/>
+                <w:sz w:val="20"/>
+              </w:rPr>
+              <w:t>Définition (complète avec la banque de mots)</w:t>
+            </w:r>
+          </w:p>
+        </w:tc>
+      </w:tr>
+      <w:tr>
+        <w:trPr>
+          <w:trHeight w:val="595"/>
+        </w:trPr>
+        <w:tc>
+          <w:tcPr>
+            <w:tcW w:type="dxa" w:w="2494"/>
+          </w:tcPr>
+          <w:p>
+            <w:pPr>
+              <w:spacing w:after="0"/>
+            </w:pPr>
+            <w:r>
+              <w:rPr>
+                <w:sz w:val="20"/>
+              </w:rPr>
+              <w:t>Litige</w:t>
+            </w:r>
+          </w:p>
+        </w:tc>
+        <w:tc>
+          <w:tcPr>
+            <w:tcW w:type="dxa" w:w="7143"/>
+          </w:tcPr>
+          <w:p>
+            <w:pPr>
+              <w:spacing w:after="0"/>
+            </w:pPr>
+            <w:r>
+              <w:rPr>
+                <w:sz w:val="20"/>
+              </w:rPr>
+              <w:t>désaccord avec le transporteur ou le fournisseur sur une ………………… reçue.</w:t>
+            </w:r>
+          </w:p>
+        </w:tc>
+      </w:tr>
+      <w:tr>
+        <w:trPr>
+          <w:trHeight w:val="595"/>
+        </w:trPr>
+        <w:tc>
+          <w:tcPr>
+            <w:tcW w:type="dxa" w:w="2494"/>
+          </w:tcPr>
+          <w:p>
+            <w:pPr>
+              <w:spacing w:after="0"/>
+            </w:pPr>
+            <w:r>
+              <w:rPr>
+                <w:sz w:val="20"/>
+              </w:rPr>
+              <w:t>Dossier litige</w:t>
+            </w:r>
+          </w:p>
+        </w:tc>
+        <w:tc>
+          <w:tcPr>
+            <w:tcW w:type="dxa" w:w="7143"/>
+          </w:tcPr>
+          <w:p>
+            <w:pPr>
+              <w:spacing w:after="0"/>
+            </w:pPr>
+            <w:r>
+              <w:rPr>
+                <w:sz w:val="20"/>
+              </w:rPr>
+              <w:t>ensemble des ………………… qui prouvent un dommage : BL, ticket, fiche de contrôle, photos.</w:t>
+            </w:r>
+          </w:p>
+        </w:tc>
+      </w:tr>
+      <w:tr>
+        <w:trPr>
+          <w:trHeight w:val="595"/>
+        </w:trPr>
+        <w:tc>
+          <w:tcPr>
+            <w:tcW w:type="dxa" w:w="2494"/>
+          </w:tcPr>
+          <w:p>
+            <w:pPr>
+              <w:spacing w:after="0"/>
+            </w:pPr>
+            <w:r>
+              <w:rPr>
+                <w:sz w:val="20"/>
+              </w:rPr>
+              <w:t>Protestation motivée</w:t>
+            </w:r>
+          </w:p>
+        </w:tc>
+        <w:tc>
+          <w:tcPr>
+            <w:tcW w:type="dxa" w:w="7143"/>
+          </w:tcPr>
+          <w:p>
+            <w:pPr>
+              <w:spacing w:after="0"/>
+            </w:pPr>
+            <w:r>
+              <w:rPr>
+                <w:sz w:val="20"/>
+              </w:rPr>
+              <w:t>lettre qui ………………… précisément le dommage constaté et ce qu'on réclame.</w:t>
+            </w:r>
+          </w:p>
+        </w:tc>
+      </w:tr>
+      <w:tr>
+        <w:trPr>
+          <w:trHeight w:val="595"/>
+        </w:trPr>
+        <w:tc>
+          <w:tcPr>
+            <w:tcW w:type="dxa" w:w="2494"/>
+          </w:tcPr>
+          <w:p>
+            <w:pPr>
+              <w:spacing w:after="0"/>
+            </w:pPr>
+            <w:r>
+              <w:rPr>
+                <w:sz w:val="20"/>
+              </w:rPr>
+              <w:t>Destinataire</w:t>
+            </w:r>
+          </w:p>
+        </w:tc>
+        <w:tc>
+          <w:tcPr>
+            <w:tcW w:type="dxa" w:w="7143"/>
+          </w:tcPr>
+          <w:p>
+            <w:pPr>
+              <w:spacing w:after="0"/>
+            </w:pPr>
+            <w:r>
+              <w:rPr>
+                <w:sz w:val="20"/>
+              </w:rPr>
+              <w:t>celui qui ………………… la marchandise à la fin du transport.</w:t>
+            </w:r>
+          </w:p>
+        </w:tc>
+      </w:tr>
+      <w:tr>
+        <w:trPr>
+          <w:trHeight w:val="595"/>
+        </w:trPr>
+        <w:tc>
+          <w:tcPr>
+            <w:tcW w:type="dxa" w:w="2494"/>
+          </w:tcPr>
+          <w:p>
+            <w:pPr>
+              <w:spacing w:after="0"/>
+            </w:pPr>
+            <w:r>
+              <w:rPr>
+                <w:sz w:val="20"/>
+              </w:rPr>
+              <w:t>Fiche de contrôle</w:t>
+            </w:r>
+          </w:p>
+        </w:tc>
+        <w:tc>
+          <w:tcPr>
+            <w:tcW w:type="dxa" w:w="7143"/>
+          </w:tcPr>
+          <w:p>
+            <w:pPr>
+              <w:spacing w:after="0"/>
+            </w:pPr>
+            <w:r>
+              <w:rPr>
+                <w:sz w:val="20"/>
+              </w:rPr>
+              <w:t>feuille où le réceptionnaire ………………… ce qu'il constate sur chaque palette.</w:t>
+            </w:r>
+          </w:p>
+        </w:tc>
+      </w:tr>
+      <w:tr>
+        <w:trPr>
+          <w:trHeight w:val="595"/>
+        </w:trPr>
+        <w:tc>
+          <w:tcPr>
+            <w:tcW w:type="dxa" w:w="2494"/>
+          </w:tcPr>
+          <w:p>
+            <w:pPr>
+              <w:spacing w:after="0"/>
+            </w:pPr>
+            <w:r>
+              <w:rPr>
+                <w:sz w:val="20"/>
+              </w:rPr>
+              <w:t>Bloquer un lot</w:t>
+            </w:r>
+          </w:p>
+        </w:tc>
+        <w:tc>
+          <w:tcPr>
+            <w:tcW w:type="dxa" w:w="7143"/>
+          </w:tcPr>
+          <w:p>
+            <w:pPr>
+              <w:spacing w:after="0"/>
+            </w:pPr>
+            <w:r>
+              <w:rPr>
+                <w:sz w:val="20"/>
+              </w:rPr>
+              <w:t>mettre un lot de côté pour qu'il ne soit ni ………………… ni expédié, le temps de décider.</w:t>
+            </w:r>
+          </w:p>
+        </w:tc>
+      </w:tr>
+      <w:tr>
+        <w:trPr>
+          <w:trHeight w:val="595"/>
+        </w:trPr>
+        <w:tc>
+          <w:tcPr>
+            <w:tcW w:type="dxa" w:w="2494"/>
+          </w:tcPr>
+          <w:p>
+            <w:pPr>
+              <w:spacing w:after="0"/>
+            </w:pPr>
+            <w:r>
+              <w:rPr>
+                <w:sz w:val="20"/>
+              </w:rPr>
+              <w:t>Réserve</w:t>
+            </w:r>
+          </w:p>
+        </w:tc>
+        <w:tc>
+          <w:tcPr>
+            <w:tcW w:type="dxa" w:w="7143"/>
+          </w:tcPr>
+          <w:p>
+            <w:pPr>
+              <w:spacing w:after="0"/>
+            </w:pPr>
+            <w:r>
+              <w:rPr>
+                <w:sz w:val="20"/>
+              </w:rPr>
+              <w:t>remarque écrite sur le BL, devant le …………………, quand quelque chose ne va pas.</w:t>
+            </w:r>
+          </w:p>
+        </w:tc>
+      </w:tr>
+      <w:tr>
+        <w:trPr>
+          <w:trHeight w:val="595"/>
+        </w:trPr>
+        <w:tc>
+          <w:tcPr>
+            <w:tcW w:type="dxa" w:w="2494"/>
+          </w:tcPr>
+          <w:p>
+            <w:pPr>
+              <w:spacing w:after="0"/>
+            </w:pPr>
+            <w:r>
+              <w:rPr>
+                <w:sz w:val="20"/>
+              </w:rPr>
+              <w:t>Transporteur</w:t>
+            </w:r>
+          </w:p>
+        </w:tc>
+        <w:tc>
+          <w:tcPr>
+            <w:tcW w:type="dxa" w:w="7143"/>
+          </w:tcPr>
+          <w:p>
+            <w:pPr>
+              <w:spacing w:after="0"/>
+            </w:pPr>
+            <w:r>
+              <w:rPr>
+                <w:sz w:val="20"/>
+              </w:rPr>
+              <w:t>entreprise qui ………………… la marchandise jusqu'au quai.</w:t>
+            </w:r>
+          </w:p>
+        </w:tc>
+      </w:tr>
+    </w:tbl>
+    <w:p>
+      <w:pPr>
+        <w:spacing w:after="40"/>
+      </w:pPr>
+    </w:p>
+    <w:p>
+      <w:pPr>
+        <w:pageBreakBefore/>
+        <w:spacing w:after="40"/>
+      </w:pPr>
+      <w:r>
+        <w:rPr>
+          <w:rFonts w:ascii="Consolas" w:hAnsi="Consolas"/>
+          <w:b/>
+          <w:color w:val="595959"/>
+          <w:sz w:val="19"/>
+        </w:rPr>
+        <w:t>À la maison — pour aller plus loin</w:t>
+      </w:r>
+    </w:p>
+    <w:p>
+      <w:pPr>
+        <w:spacing w:after="120"/>
+      </w:pPr>
+      <w:r>
+        <w:rPr>
+          <w:b/>
+          <w:color w:val="111111"/>
+          <w:sz w:val="30"/>
+        </w:rPr>
+        <w:t>Le dossier du lundi 9 mars</w:t>
+      </w:r>
+    </w:p>
+    <w:p>
+      <w:pPr>
+        <w:keepNext/>
+        <w:spacing w:before="0" w:after="80"/>
+      </w:pPr>
+      <w:r>
+        <w:rPr>
+          <w:b w:val="0"/>
+          <w:color w:val="1A1A1A"/>
+          <w:sz w:val="22"/>
+        </w:rPr>
+        <w:t>Lundi 9 mars 2026, tu reprends le dossier d'une réception de la nuit. Le collègue a écrit sur le BL : « sous réserve de déballage ». Le ticket du camion montre une remontée de 2 h 00 à 2 h 45, jusqu'à −13,5 °C (consigne −20 °C). Ce matin, la palette sondée est à −20,5 °C.</w:t>
+      </w:r>
+    </w:p>
+    <w:tbl>
+      <w:tblPr>
+        <w:tblStyle w:val="TableGrid"/>
+        <w:tblW w:type="auto" w:w="0"/>
+        <w:tblLook w:firstColumn="1" w:firstRow="1" w:lastColumn="0" w:lastRow="0" w:noHBand="0" w:noVBand="1" w:val="04A0"/>
+      </w:tblPr>
+      <w:tblGrid>
+        <w:gridCol w:w="10086"/>
+      </w:tblGrid>
+      <w:tr>
+        <w:trPr>
+          <w:cantSplit/>
+          <w:trHeight w:val="1474"/>
+        </w:trPr>
+        <w:tc>
+          <w:tcPr>
+            <w:tcW w:type="dxa" w:w="10086"/>
+            <w:shd w:fill="FAFAFA"/>
+          </w:tcPr>
+          <w:p>
+            <w:pPr>
+              <w:spacing w:after="80"/>
+            </w:pPr>
+            <w:r>
+              <w:rPr>
+                <w:b/>
+                <w:sz w:val="21"/>
+              </w:rPr>
+              <w:t>Qu'est-ce qui ne va pas dans la réserve écrite par ton collègue ?</w:t>
+            </w:r>
+          </w:p>
+          <w:p>
+            <w:pPr>
+              <w:spacing w:before="0" w:after="80"/>
+            </w:pPr>
+            <w:r>
+              <w:rPr>
+                <w:sz w:val="22"/>
+              </w:rPr>
+            </w:r>
+          </w:p>
+          <w:p>
+            <w:pPr>
+              <w:spacing w:before="0" w:after="80"/>
+            </w:pPr>
+            <w:r>
+              <w:rPr>
+                <w:sz w:val="22"/>
+              </w:rPr>
+            </w:r>
+          </w:p>
+        </w:tc>
+      </w:tr>
+      <w:tr>
+        <w:trPr>
+          <w:cantSplit/>
+          <w:trHeight w:val="1474"/>
+        </w:trPr>
+        <w:tc>
+          <w:tcPr>
+            <w:tcW w:type="dxa" w:w="10086"/>
+            <w:shd w:fill="FAFAFA"/>
+          </w:tcPr>
+          <w:p>
+            <w:pPr>
+              <w:spacing w:after="80"/>
+            </w:pPr>
+            <w:r>
+              <w:rPr>
+                <w:b/>
+                <w:sz w:val="21"/>
+              </w:rPr>
+              <w:t>Réécris une réserve précise pour cette palette.</w:t>
+            </w:r>
+          </w:p>
+          <w:p>
+            <w:pPr>
+              <w:spacing w:before="0" w:after="80"/>
+            </w:pPr>
+            <w:r>
+              <w:rPr>
+                <w:sz w:val="22"/>
+              </w:rPr>
+            </w:r>
+          </w:p>
+          <w:p>
+            <w:pPr>
+              <w:spacing w:before="0" w:after="80"/>
+            </w:pPr>
+            <w:r>
+              <w:rPr>
+                <w:sz w:val="22"/>
+              </w:rPr>
+            </w:r>
+          </w:p>
+        </w:tc>
+      </w:tr>
+    </w:tbl>
+    <w:p>
+      <w:pPr>
+        <w:keepNext/>
+        <w:spacing w:after="0" w:line="60" w:lineRule="exact"/>
+      </w:pPr>
+      <w:r>
+        <w:rPr>
+          <w:sz w:val="10"/>
+        </w:rPr>
+      </w:r>
+    </w:p>
+    <w:tbl>
+      <w:tblPr>
+        <w:tblStyle w:val="TableGrid"/>
+        <w:tblW w:type="auto" w:w="0"/>
+        <w:tblLayout w:type="fixed"/>
+        <w:tblLook w:firstColumn="1" w:firstRow="1" w:lastColumn="0" w:lastRow="0" w:noHBand="0" w:noVBand="1" w:val="04A0"/>
+      </w:tblPr>
+      <w:tblGrid>
+        <w:gridCol w:w="5896"/>
+        <w:gridCol w:w="3742"/>
+      </w:tblGrid>
+      <w:tr>
+        <w:tc>
+          <w:tcPr>
+            <w:tcW w:type="dxa" w:w="5896"/>
+            <w:shd w:fill="E8E8E8"/>
+          </w:tcPr>
+          <w:p>
+            <w:pPr>
+              <w:keepNext/>
+              <w:spacing w:after="0"/>
+            </w:pPr>
+            <w:r>
+              <w:rPr>
+                <w:b/>
+                <w:color w:val="111111"/>
+                <w:sz w:val="20"/>
+              </w:rPr>
+              <w:t>Question</w:t>
+            </w:r>
+          </w:p>
+        </w:tc>
+        <w:tc>
+          <w:tcPr>
+            <w:tcW w:type="dxa" w:w="3742"/>
+            <w:shd w:fill="E8E8E8"/>
+          </w:tcPr>
+          <w:p>
+            <w:pPr>
+              <w:keepNext/>
+              <w:spacing w:after="0"/>
+            </w:pPr>
+            <w:r>
+              <w:rPr>
+                <w:b/>
+                <w:color w:val="111111"/>
+                <w:sz w:val="20"/>
+              </w:rPr>
+              <w:t>Ta réponse</w:t>
+            </w:r>
+          </w:p>
+        </w:tc>
+      </w:tr>
+      <w:tr>
+        <w:trPr>
+          <w:trHeight w:val="510"/>
+          <w:cantSplit/>
+        </w:trPr>
+        <w:tc>
+          <w:tcPr>
+            <w:tcW w:type="dxa" w:w="5896"/>
+          </w:tcPr>
+          <w:p>
+            <w:pPr>
+              <w:spacing w:after="0"/>
+            </w:pPr>
+            <w:r>
+              <w:rPr>
+                <w:sz w:val="20"/>
+              </w:rPr>
+              <w:t>La palette est à −20,5 °C ce matin. Quelle pièce du dossier montre qu'elle a eu chaud ?</w:t>
+            </w:r>
+          </w:p>
+        </w:tc>
+        <w:tc>
+          <w:tcPr>
+            <w:tcW w:type="dxa" w:w="3742"/>
+          </w:tcPr>
+          <w:p/>
+        </w:tc>
+      </w:tr>
+      <w:tr>
+        <w:trPr>
+          <w:trHeight w:val="510"/>
+          <w:cantSplit/>
+        </w:trPr>
+        <w:tc>
+          <w:tcPr>
+            <w:tcW w:type="dxa" w:w="5896"/>
+          </w:tcPr>
+          <w:p>
+            <w:pPr>
+              <w:spacing w:after="0"/>
+            </w:pPr>
+            <w:r>
+              <w:rPr>
+                <w:sz w:val="20"/>
+              </w:rPr>
+              <w:t>Que fais-tu de la palette en attendant ?</w:t>
+            </w:r>
+          </w:p>
+        </w:tc>
+        <w:tc>
+          <w:tcPr>
+            <w:tcW w:type="dxa" w:w="3742"/>
+          </w:tcPr>
+          <w:p/>
+        </w:tc>
+      </w:tr>
+    </w:tbl>
+    <w:p>
+      <w:pPr>
+        <w:keepNext/>
+        <w:spacing w:after="0" w:line="60" w:lineRule="exact"/>
+      </w:pPr>
+      <w:r>
+        <w:rPr>
+          <w:sz w:val="10"/>
+        </w:rPr>
+      </w:r>
+    </w:p>
+    <w:tbl>
+      <w:tblPr>
+        <w:tblStyle w:val="TableGrid"/>
+        <w:tblW w:type="auto" w:w="0"/>
+        <w:jc w:val="left"/>
+        <w:tblLook w:firstColumn="1" w:firstRow="1" w:lastColumn="0" w:lastRow="0" w:noHBand="0" w:noVBand="1" w:val="04A0"/>
+      </w:tblPr>
+      <w:tblGrid>
+        <w:gridCol w:w="10086"/>
+      </w:tblGrid>
+      <w:tr>
+        <w:tc>
+          <w:tcPr>
+            <w:tcW w:type="dxa" w:w="10086"/>
+            <w:shd w:fill="F2F2F2"/>
+          </w:tcPr>
+          <w:p>
+            <w:pPr>
+              <w:spacing w:after="0"/>
+            </w:pPr>
+            <w:r>
+              <w:rPr>
+                <w:b/>
+                <w:color w:val="111111"/>
+                <w:sz w:val="20"/>
+              </w:rPr>
+              <w:t xml:space="preserve">Code de commerce, article L133-3 (extrait) : </w:t>
+            </w:r>
+            <w:r>
+              <w:rPr>
+                <w:sz w:val="20"/>
+              </w:rPr>
+              <w:t>la protestation doit partir dans les trois jours, non compris les jours fériés, qui suivent la réception.</w:t>
+            </w:r>
+          </w:p>
+        </w:tc>
+      </w:tr>
+    </w:tbl>
+    <w:p>
+      <w:pPr>
+        <w:keepNext/>
+        <w:spacing w:after="40"/>
+      </w:pPr>
+    </w:p>
+    <w:tbl>
+      <w:tblPr>
+        <w:tblStyle w:val="TableGrid"/>
+        <w:tblW w:type="auto" w:w="0"/>
+        <w:tblLayout w:type="fixed"/>
+        <w:tblLook w:firstColumn="1" w:firstRow="1" w:lastColumn="0" w:lastRow="0" w:noHBand="0" w:noVBand="1" w:val="04A0"/>
+      </w:tblPr>
+      <w:tblGrid>
+        <w:gridCol w:w="5896"/>
+        <w:gridCol w:w="3742"/>
+      </w:tblGrid>
+      <w:tr>
+        <w:tc>
+          <w:tcPr>
+            <w:tcW w:type="dxa" w:w="5896"/>
+            <w:shd w:fill="E8E8E8"/>
+          </w:tcPr>
+          <w:p>
+            <w:pPr>
+              <w:keepNext/>
+              <w:spacing w:after="0"/>
+            </w:pPr>
+            <w:r>
+              <w:rPr>
+                <w:b/>
+                <w:color w:val="111111"/>
+                <w:sz w:val="20"/>
+              </w:rPr>
+              <w:t>Question</w:t>
+            </w:r>
+          </w:p>
+        </w:tc>
+        <w:tc>
+          <w:tcPr>
+            <w:tcW w:type="dxa" w:w="3742"/>
+            <w:shd w:fill="E8E8E8"/>
+          </w:tcPr>
+          <w:p>
+            <w:pPr>
+              <w:keepNext/>
+              <w:spacing w:after="0"/>
+            </w:pPr>
+            <w:r>
+              <w:rPr>
+                <w:b/>
+                <w:color w:val="111111"/>
+                <w:sz w:val="20"/>
+              </w:rPr>
+              <w:t>Ta réponse</w:t>
+            </w:r>
+          </w:p>
+        </w:tc>
+      </w:tr>
+      <w:tr>
+        <w:trPr>
+          <w:trHeight w:val="510"/>
+          <w:cantSplit/>
+        </w:trPr>
+        <w:tc>
+          <w:tcPr>
+            <w:tcW w:type="dxa" w:w="5896"/>
+          </w:tcPr>
+          <w:p>
+            <w:pPr>
+              <w:spacing w:after="0"/>
+            </w:pPr>
+            <w:r>
+              <w:rPr>
+                <w:sz w:val="20"/>
+              </w:rPr>
+              <w:t>La réception a eu lieu le lundi 9 mars. Quel est le dernier jour pour envoyer la protestation ?</w:t>
+            </w:r>
+          </w:p>
+        </w:tc>
+        <w:tc>
+          <w:tcPr>
+            <w:tcW w:type="dxa" w:w="3742"/>
+          </w:tcPr>
+          <w:p/>
+        </w:tc>
+      </w:tr>
+    </w:tbl>
+    <w:p>
+      <w:pPr>
+        <w:spacing w:after="0" w:line="60" w:lineRule="exact"/>
+      </w:pPr>
+      <w:r>
+        <w:rPr>
+          <w:sz w:val="10"/>
+        </w:rPr>
+      </w:r>
+    </w:p>
+    <w:p>
+      <w:pPr>
+        <w:keepNext/>
+        <w:spacing w:before="160" w:after="80"/>
+      </w:pPr>
+      <w:r>
+        <w:rPr>
+          <w:b/>
+          <w:color w:val="111111"/>
+          <w:sz w:val="23"/>
+        </w:rPr>
+        <w:t>Pour réfléchir</w:t>
+      </w:r>
+      <w:r>
+        <w:rPr>
+          <w:color w:val="595959"/>
+          <w:sz w:val="19"/>
+        </w:rPr>
+        <w:t xml:space="preserve">   Il n'y a pas une seule bonne réponse : explique la tienne, avec tes mots.</w:t>
+      </w:r>
+    </w:p>
+    <w:tbl>
+      <w:tblPr>
+        <w:tblStyle w:val="TableGrid"/>
+        <w:tblW w:type="auto" w:w="0"/>
+        <w:tblLook w:firstColumn="1" w:firstRow="1" w:lastColumn="0" w:lastRow="0" w:noHBand="0" w:noVBand="1" w:val="04A0"/>
+      </w:tblPr>
+      <w:tblGrid>
+        <w:gridCol w:w="10086"/>
+      </w:tblGrid>
+      <w:tr>
+        <w:trPr>
+          <w:cantSplit/>
+          <w:trHeight w:val="2438"/>
+        </w:trPr>
+        <w:tc>
+          <w:tcPr>
+            <w:tcW w:type="dxa" w:w="10086"/>
+            <w:shd w:fill="FAFAFA"/>
+          </w:tcPr>
+          <w:p>
+            <w:pPr>
+              <w:spacing w:after="80"/>
+            </w:pPr>
+            <w:r>
+              <w:rPr>
+                <w:b/>
+                <w:sz w:val="21"/>
+              </w:rPr>
+              <w:t>Si tu étais le chef de quai, que demanderais-tu au collègue de nuit pour la prochaine fois ?</w:t>
+            </w:r>
+          </w:p>
+          <w:p>
+            <w:pPr>
+              <w:spacing w:before="0" w:after="80"/>
+            </w:pPr>
+            <w:r>
+              <w:rPr>
+                <w:sz w:val="22"/>
+              </w:rPr>
+            </w:r>
+          </w:p>
+          <w:p>
+            <w:pPr>
+              <w:spacing w:before="0" w:after="80"/>
+            </w:pPr>
+            <w:r>
+              <w:rPr>
+                <w:sz w:val="22"/>
+              </w:rPr>
+            </w:r>
+          </w:p>
+          <w:p>
+            <w:pPr>
+              <w:spacing w:before="0" w:after="80"/>
+            </w:pPr>
+            <w:r>
+              <w:rPr>
+                <w:sz w:val="22"/>
+              </w:rPr>
+            </w:r>
+          </w:p>
+          <w:p>
+            <w:pPr>
+              <w:spacing w:before="0" w:after="80"/>
+            </w:pPr>
+            <w:r>
+              <w:rPr>
+                <w:sz w:val="22"/>
+              </w:rPr>
+            </w:r>
+          </w:p>
+        </w:tc>
+      </w:tr>
+    </w:tbl>
+    <w:p>
+      <w:pPr>
+        <w:spacing w:after="0" w:line="60" w:lineRule="exact"/>
+      </w:pPr>
+      <w:r>
+        <w:rPr>
+          <w:sz w:val="10"/>
+        </w:rPr>
+      </w:r>
+    </w:p>
     <w:sectPr>
+      <w:type w:val="oddPage"/>
       <w:pgSz w:w="12240" w:h="15840"/>
       <w:pgMar w:top="680" w:right="1077" w:bottom="737" w:left="1077" w:header="720" w:footer="720" w:gutter="0"/>
       <w:cols w:space="720"/>

--- a/contenus/trames/ENT-4.3-picard-reception-de-nuit-trame-eleve.docx
+++ b/contenus/trames/ENT-4.3-picard-reception-de-nuit-trame-eleve.docx
@@ -12,7 +12,7 @@
       <w:r>
         <w:drawing>
           <wp:inline xmlns:a="http://schemas.openxmlformats.org/drawingml/2006/main" xmlns:pic="http://schemas.openxmlformats.org/drawingml/2006/picture">
-            <wp:extent cx="413999" cy="413999"/>
+            <wp:extent cx="1861364" cy="468000"/>
             <wp:docPr id="1" name="Picture 1"/>
             <wp:cNvGraphicFramePr>
               <a:graphicFrameLocks noChangeAspect="1"/>
@@ -21,7 +21,7 @@
               <a:graphicData uri="http://schemas.openxmlformats.org/drawingml/2006/picture">
                 <pic:pic>
                   <pic:nvPicPr>
-                    <pic:cNvPr id="0" name="logo.png"/>
+                    <pic:cNvPr id="0" name="simulog.png"/>
                     <pic:cNvPicPr/>
                   </pic:nvPicPr>
                   <pic:blipFill>
@@ -33,7 +33,7 @@
                   <pic:spPr>
                     <a:xfrm>
                       <a:off x="0" y="0"/>
-                      <a:ext cx="413999" cy="413999"/>
+                      <a:ext cx="1861364" cy="468000"/>
                     </a:xfrm>
                     <a:prstGeom prst="rect"/>
                   </pic:spPr>
@@ -42,14 +42,6 @@
             </a:graphic>
           </wp:inline>
         </w:drawing>
-      </w:r>
-      <w:r>
-        <w:rPr>
-          <w:b/>
-          <w:color w:val="111111"/>
-          <w:sz w:val="40"/>
-        </w:rPr>
-        <w:t xml:space="preserve">  Simulog</w:t>
       </w:r>
       <w:r>
         <w:tab/>
